--- a/subjects/9709 skeleton.docx
+++ b/subjects/9709 skeleton.docx
@@ -27,12 +27,6 @@
       </w:r>
     </w:p>
     <w:p>
-      <w:pPr/>
-      <w:r>
-        <w:t xml:space="preserve">Covers learning outcomes 1.1.1, 1.1.2, 1.1.3, 1.1.4, 1.1.5</w:t>
-      </w:r>
-    </w:p>
-    <w:p>
       <w:pPr>
         <w:pStyle w:val="Heading1"/>
       </w:pPr>
@@ -41,12 +35,6 @@
       </w:r>
     </w:p>
     <w:p>
-      <w:pPr/>
-      <w:r>
-        <w:t xml:space="preserve">Covers learning outcomes 1.2.1, 1.2.2, 1.2.3, 1.2.4, 1.2.5</w:t>
-      </w:r>
-    </w:p>
-    <w:p>
       <w:pPr>
         <w:pStyle w:val="Heading1"/>
       </w:pPr>
@@ -55,12 +43,6 @@
       </w:r>
     </w:p>
     <w:p>
-      <w:pPr/>
-      <w:r>
-        <w:t xml:space="preserve">Covers learning outcomes 1.3.1, 1.3.2, 1.3.3, 1.3.4, 1.3.5</w:t>
-      </w:r>
-    </w:p>
-    <w:p>
       <w:pPr>
         <w:pStyle w:val="Heading1"/>
       </w:pPr>
@@ -69,12 +51,6 @@
       </w:r>
     </w:p>
     <w:p>
-      <w:pPr/>
-      <w:r>
-        <w:t xml:space="preserve">Covers learning outcomes 1.4.1, 1.4.2</w:t>
-      </w:r>
-    </w:p>
-    <w:p>
       <w:pPr>
         <w:pStyle w:val="Heading1"/>
       </w:pPr>
@@ -83,12 +59,6 @@
       </w:r>
     </w:p>
     <w:p>
-      <w:pPr/>
-      <w:r>
-        <w:t xml:space="preserve">Covers learning outcomes 1.5.1, 1.5.2, 1.5.3, 1.5.4, 1.5.5</w:t>
-      </w:r>
-    </w:p>
-    <w:p>
       <w:pPr>
         <w:pStyle w:val="Heading1"/>
       </w:pPr>
@@ -97,12 +67,6 @@
       </w:r>
     </w:p>
     <w:p>
-      <w:pPr/>
-      <w:r>
-        <w:t xml:space="preserve">Covers learning outcomes 1.6.1, 1.6.2, 1.6.3, 1.6.4</w:t>
-      </w:r>
-    </w:p>
-    <w:p>
       <w:pPr>
         <w:pStyle w:val="Heading1"/>
       </w:pPr>
@@ -111,12 +75,6 @@
       </w:r>
     </w:p>
     <w:p>
-      <w:pPr/>
-      <w:r>
-        <w:t xml:space="preserve">Covers learning outcomes 1.7.1, 1.7.2, 1.7.3, 1.7.4</w:t>
-      </w:r>
-    </w:p>
-    <w:p>
       <w:pPr>
         <w:pStyle w:val="Heading1"/>
       </w:pPr>
@@ -125,12 +83,6 @@
       </w:r>
     </w:p>
     <w:p>
-      <w:pPr/>
-      <w:r>
-        <w:t xml:space="preserve">Covers learning outcomes 1.8.1, 1.8.2, 1.8.3, 1.8.4</w:t>
-      </w:r>
-    </w:p>
-    <w:p>
       <w:pPr>
         <w:pStyle w:val="Heading1"/>
       </w:pPr>
@@ -163,12 +115,6 @@
       </w:r>
     </w:p>
     <w:p>
-      <w:pPr/>
-      <w:r>
-        <w:t xml:space="preserve">Covers learning outcomes 2.1.1, 2.1.2, 2.1.3</w:t>
-      </w:r>
-    </w:p>
-    <w:p>
       <w:pPr>
         <w:pStyle w:val="Heading1"/>
       </w:pPr>
@@ -177,12 +123,6 @@
       </w:r>
     </w:p>
     <w:p>
-      <w:pPr/>
-      <w:r>
-        <w:t xml:space="preserve">Covers learning outcomes 2.2.1, 2.2.2, 2.2.3, 2.2.4</w:t>
-      </w:r>
-    </w:p>
-    <w:p>
       <w:pPr>
         <w:pStyle w:val="Heading1"/>
       </w:pPr>
@@ -191,12 +131,6 @@
       </w:r>
     </w:p>
     <w:p>
-      <w:pPr/>
-      <w:r>
-        <w:t xml:space="preserve">Covers learning outcomes 2.3.1, 2.3.2</w:t>
-      </w:r>
-    </w:p>
-    <w:p>
       <w:pPr>
         <w:pStyle w:val="Heading1"/>
       </w:pPr>
@@ -205,12 +139,6 @@
       </w:r>
     </w:p>
     <w:p>
-      <w:pPr/>
-      <w:r>
-        <w:t xml:space="preserve">Covers learning outcomes 2.4.1, 2.4.2, 2.4.3</w:t>
-      </w:r>
-    </w:p>
-    <w:p>
       <w:pPr>
         <w:pStyle w:val="Heading1"/>
       </w:pPr>
@@ -219,12 +147,6 @@
       </w:r>
     </w:p>
     <w:p>
-      <w:pPr/>
-      <w:r>
-        <w:t xml:space="preserve">Covers learning outcomes 2.5.1, 2.5.2, 2.5.3</w:t>
-      </w:r>
-    </w:p>
-    <w:p>
       <w:pPr>
         <w:pStyle w:val="Heading1"/>
       </w:pPr>
@@ -233,12 +155,6 @@
       </w:r>
     </w:p>
     <w:p>
-      <w:pPr/>
-      <w:r>
-        <w:t xml:space="preserve">Covers learning outcomes 2.6.1, 2.6.2, 2.6.3</w:t>
-      </w:r>
-    </w:p>
-    <w:p>
       <w:pPr>
         <w:pStyle w:val="Heading1"/>
       </w:pPr>
@@ -271,12 +187,6 @@
       </w:r>
     </w:p>
     <w:p>
-      <w:pPr/>
-      <w:r>
-        <w:t xml:space="preserve">Covers learning outcomes 3.1.1, 3.1.2, 3.1.3, 3.1.4, 3.1.5</w:t>
-      </w:r>
-    </w:p>
-    <w:p>
       <w:pPr>
         <w:pStyle w:val="Heading1"/>
       </w:pPr>
@@ -285,12 +195,6 @@
       </w:r>
     </w:p>
     <w:p>
-      <w:pPr/>
-      <w:r>
-        <w:t xml:space="preserve">Covers learning outcomes 3.2.1, 3.2.2, 3.2.3, 3.2.4</w:t>
-      </w:r>
-    </w:p>
-    <w:p>
       <w:pPr>
         <w:pStyle w:val="Heading1"/>
       </w:pPr>
@@ -299,12 +203,6 @@
       </w:r>
     </w:p>
     <w:p>
-      <w:pPr/>
-      <w:r>
-        <w:t xml:space="preserve">Covers learning outcomes 3.3.1, 3.3.2</w:t>
-      </w:r>
-    </w:p>
-    <w:p>
       <w:pPr>
         <w:pStyle w:val="Heading1"/>
       </w:pPr>
@@ -313,12 +211,6 @@
       </w:r>
     </w:p>
     <w:p>
-      <w:pPr/>
-      <w:r>
-        <w:t xml:space="preserve">Covers learning outcomes 3.4.1, 3.4.2, 3.4.3</w:t>
-      </w:r>
-    </w:p>
-    <w:p>
       <w:pPr>
         <w:pStyle w:val="Heading1"/>
       </w:pPr>
@@ -327,12 +219,6 @@
       </w:r>
     </w:p>
     <w:p>
-      <w:pPr/>
-      <w:r>
-        <w:t xml:space="preserve">Covers learning outcomes 3.5.1, 3.5.2, 3.5.3, 3.5.4, 3.5.5, 3.5.6</w:t>
-      </w:r>
-    </w:p>
-    <w:p>
       <w:pPr>
         <w:pStyle w:val="Heading1"/>
       </w:pPr>
@@ -341,12 +227,6 @@
       </w:r>
     </w:p>
     <w:p>
-      <w:pPr/>
-      <w:r>
-        <w:t xml:space="preserve">Covers learning outcomes 3.6.1, 3.6.2, 3.6.3</w:t>
-      </w:r>
-    </w:p>
-    <w:p>
       <w:pPr>
         <w:pStyle w:val="Heading1"/>
       </w:pPr>
@@ -355,12 +235,6 @@
       </w:r>
     </w:p>
     <w:p>
-      <w:pPr/>
-      <w:r>
-        <w:t xml:space="preserve">Covers learning outcomes 3.7.1, 3.7.2, 3.7.3, 3.7.4, 3.7.5, 3.7.6</w:t>
-      </w:r>
-    </w:p>
-    <w:p>
       <w:pPr>
         <w:pStyle w:val="Heading1"/>
       </w:pPr>
@@ -369,12 +243,6 @@
       </w:r>
     </w:p>
     <w:p>
-      <w:pPr/>
-      <w:r>
-        <w:t xml:space="preserve">Covers learning outcomes 3.8.1, 3.8.2, 3.8.3, 3.8.4</w:t>
-      </w:r>
-    </w:p>
-    <w:p>
       <w:pPr>
         <w:pStyle w:val="Heading1"/>
       </w:pPr>
@@ -383,12 +251,6 @@
       </w:r>
     </w:p>
     <w:p>
-      <w:pPr/>
-      <w:r>
-        <w:t xml:space="preserve">Covers learning outcomes 3.9.1, 3.9.2, 3.9.3, 3.9.4, 3.9.5, 3.9.6, 3.9.7, 3.9.8</w:t>
-      </w:r>
-    </w:p>
-    <w:p>
       <w:pPr>
         <w:pStyle w:val="Heading1"/>
       </w:pPr>
@@ -421,12 +283,6 @@
       </w:r>
     </w:p>
     <w:p>
-      <w:pPr/>
-      <w:r>
-        <w:t xml:space="preserve">Covers learning outcomes 4.1.1, 4.1.2, 4.1.3, 4.1.4, 4.1.5, 4.1.6, 4.1.7</w:t>
-      </w:r>
-    </w:p>
-    <w:p>
       <w:pPr>
         <w:pStyle w:val="Heading1"/>
       </w:pPr>
@@ -435,12 +291,6 @@
       </w:r>
     </w:p>
     <w:p>
-      <w:pPr/>
-      <w:r>
-        <w:t xml:space="preserve">Covers learning outcomes 4.2.1, 4.2.2, 4.2.3, 4.2.4</w:t>
-      </w:r>
-    </w:p>
-    <w:p>
       <w:pPr>
         <w:pStyle w:val="Heading1"/>
       </w:pPr>
@@ -449,12 +299,6 @@
       </w:r>
     </w:p>
     <w:p>
-      <w:pPr/>
-      <w:r>
-        <w:t xml:space="preserve">Covers learning outcomes 4.3.1, 4.3.2</w:t>
-      </w:r>
-    </w:p>
-    <w:p>
       <w:pPr>
         <w:pStyle w:val="Heading1"/>
       </w:pPr>
@@ -463,12 +307,6 @@
       </w:r>
     </w:p>
     <w:p>
-      <w:pPr/>
-      <w:r>
-        <w:t xml:space="preserve">Covers learning outcomes 4.4.1, 4.4.2, 4.4.3, 4.4.4</w:t>
-      </w:r>
-    </w:p>
-    <w:p>
       <w:pPr>
         <w:pStyle w:val="Heading1"/>
       </w:pPr>
@@ -477,12 +315,6 @@
       </w:r>
     </w:p>
     <w:p>
-      <w:pPr/>
-      <w:r>
-        <w:t xml:space="preserve">Covers learning outcomes 4.5.1, 4.5.2, 4.5.3, 4.5.4, 4.5.5</w:t>
-      </w:r>
-    </w:p>
-    <w:p>
       <w:pPr>
         <w:pStyle w:val="Heading1"/>
       </w:pPr>
@@ -515,12 +347,6 @@
       </w:r>
     </w:p>
     <w:p>
-      <w:pPr/>
-      <w:r>
-        <w:t xml:space="preserve">Covers learning outcomes 5.1.1, 5.1.2, 5.1.3, 5.1.4, 5.1.5</w:t>
-      </w:r>
-    </w:p>
-    <w:p>
       <w:pPr>
         <w:pStyle w:val="Heading1"/>
       </w:pPr>
@@ -529,12 +355,6 @@
       </w:r>
     </w:p>
     <w:p>
-      <w:pPr/>
-      <w:r>
-        <w:t xml:space="preserve">Covers learning outcomes 5.2.1, 5.2.2</w:t>
-      </w:r>
-    </w:p>
-    <w:p>
       <w:pPr>
         <w:pStyle w:val="Heading1"/>
       </w:pPr>
@@ -543,12 +363,6 @@
       </w:r>
     </w:p>
     <w:p>
-      <w:pPr/>
-      <w:r>
-        <w:t xml:space="preserve">Covers learning outcomes 5.3.1, 5.3.2, 5.3.3, 5.3.4</w:t>
-      </w:r>
-    </w:p>
-    <w:p>
       <w:pPr>
         <w:pStyle w:val="Heading1"/>
       </w:pPr>
@@ -557,12 +371,6 @@
       </w:r>
     </w:p>
     <w:p>
-      <w:pPr/>
-      <w:r>
-        <w:t xml:space="preserve">Covers learning outcomes 5.4.1, 5.4.2, 5.4.3</w:t>
-      </w:r>
-    </w:p>
-    <w:p>
       <w:pPr>
         <w:pStyle w:val="Heading1"/>
       </w:pPr>
@@ -571,12 +379,6 @@
       </w:r>
     </w:p>
     <w:p>
-      <w:pPr/>
-      <w:r>
-        <w:t xml:space="preserve">Covers learning outcomes 5.5.1, 5.5.2, 5.5.3</w:t>
-      </w:r>
-    </w:p>
-    <w:p>
       <w:pPr>
         <w:pStyle w:val="Heading1"/>
       </w:pPr>
@@ -609,12 +411,6 @@
       </w:r>
     </w:p>
     <w:p>
-      <w:pPr/>
-      <w:r>
-        <w:t xml:space="preserve">Covers learning outcomes 6.1.1, 6.1.2, 6.1.3, 6.1.4, 6.1.5</w:t>
-      </w:r>
-    </w:p>
-    <w:p>
       <w:pPr>
         <w:pStyle w:val="Heading1"/>
       </w:pPr>
@@ -623,12 +419,6 @@
       </w:r>
     </w:p>
     <w:p>
-      <w:pPr/>
-      <w:r>
-        <w:t xml:space="preserve">Covers learning outcomes 6.2.1</w:t>
-      </w:r>
-    </w:p>
-    <w:p>
       <w:pPr>
         <w:pStyle w:val="Heading1"/>
       </w:pPr>
@@ -637,12 +427,6 @@
       </w:r>
     </w:p>
     <w:p>
-      <w:pPr/>
-      <w:r>
-        <w:t xml:space="preserve">Covers learning outcomes 6.3.1, 6.3.2</w:t>
-      </w:r>
-    </w:p>
-    <w:p>
       <w:pPr>
         <w:pStyle w:val="Heading1"/>
       </w:pPr>
@@ -651,23 +435,11 @@
       </w:r>
     </w:p>
     <w:p>
-      <w:pPr/>
-      <w:r>
-        <w:t xml:space="preserve">Covers learning outcomes 6.4.1, 6.4.2, 6.4.3, 6.4.4, 6.4.5, 6.4.6, 6.4.7, 6.4.8</w:t>
-      </w:r>
-    </w:p>
-    <w:p>
       <w:pPr>
         <w:pStyle w:val="Heading1"/>
       </w:pPr>
       <w:r>
         <w:t xml:space="preserve">6.5 Hypothesis tests</w:t>
-      </w:r>
-    </w:p>
-    <w:p>
-      <w:pPr/>
-      <w:r>
-        <w:t xml:space="preserve">Covers learning outcomes 6.5.1, 6.5.2, 6.5.3, 6.5.4, 6.5.5</w:t>
       </w:r>
     </w:p>
     <w:p>
